--- a/03_Outputs/final scripts/ru/Module 2/2.2.0-ru.docx
+++ b/03_Outputs/final scripts/ru/Module 2/2.2.0-ru.docx
@@ -29,12 +29,12 @@
     </w:p>
     <w:p>
       <w:r>
-        <w:t xml:space="preserve">Решение этих проблем требует индивидуальных подходов — укрепления инфраструктуры, стимулирования инвестиций в целевые области и разработки политик, ориентированных на инклюзию и доступность. Только через комплексные, контекстуально-специфические стратегии мы сможем приблизиться к цели достижения универсального, устойчивого энергетического доступа к 2030 году.  </w:t>
+        <w:t xml:space="preserve">Решение этих проблем требует индивидуальных подходов — укрепления инфраструктуры, стимулирования инвестиций в целевые области и разработки политик, ориентированных на инклюзию и доступность. Только через комплексные, контекстно-специфические стратегии мы сможем приблизиться к цели достижения универсального, устойчивого энергетического доступа к 2030 году.  </w:t>
       </w:r>
     </w:p>
     <w:p>
       <w:r>
-        <w:t>Эта глава создает основу для понимания того, где сегодня находится мир — и возможностей развития, которые открываются для сокращения энергетического разрыва.</w:t>
+        <w:t>Эта глава создает основу для понимания текущего положения дел в мире и возможностей развития, которые открываются в сокращении энергетического разрыва.</w:t>
       </w:r>
     </w:p>
     <w:sectPr>
